--- a/Manga/Pupa/3-Media (size)/1-Images/1-Covers/Sources - Covers.docx
+++ b/Manga/Pupa/3-Media (size)/1-Images/1-Covers/Sources - Covers.docx
@@ -98,7 +98,25 @@
           <w:sz w:val="18"/>
           <w:szCs w:val="18"/>
         </w:rPr>
-        <w:t>[Comic_Star_1_2014.webp -&gt; pupa.webp] [Pupa Manga Cover]</w:t>
+        <w:t xml:space="preserve">[Comic_Star_1_2014.webp -&gt; </w:t>
+      </w:r>
+      <w:proofErr w:type="spellStart"/>
+      <w:r>
+        <w:rPr>
+          <w:bCs/>
+          <w:sz w:val="18"/>
+          <w:szCs w:val="18"/>
+        </w:rPr>
+        <w:t>pupa.webp</w:t>
+      </w:r>
+      <w:proofErr w:type="spellEnd"/>
+      <w:r>
+        <w:rPr>
+          <w:bCs/>
+          <w:sz w:val="18"/>
+          <w:szCs w:val="18"/>
+        </w:rPr>
+        <w:t>] [Pupa Manga Cover]</w:t>
       </w:r>
     </w:p>
     <w:p>
@@ -501,8 +519,18 @@
           <w:sz w:val="18"/>
           <w:szCs w:val="18"/>
         </w:rPr>
-        <w:t>.webp</w:t>
-      </w:r>
+        <w:t>.</w:t>
+      </w:r>
+      <w:proofErr w:type="spellStart"/>
+      <w:r>
+        <w:rPr>
+          <w:bCs/>
+          <w:sz w:val="18"/>
+          <w:szCs w:val="18"/>
+        </w:rPr>
+        <w:t>webp</w:t>
+      </w:r>
+      <w:proofErr w:type="spellEnd"/>
     </w:p>
     <w:p>
       <w:pPr>
@@ -623,13 +651,59 @@
         </w:rPr>
         <w:t xml:space="preserve"> </w:t>
       </w:r>
-      <w:r>
-        <w:rPr>
-          <w:bCs/>
-          <w:sz w:val="18"/>
-          <w:szCs w:val="18"/>
-        </w:rPr>
-        <w:t>StorageType: Cloud -&gt; Platform: GitHub -&gt; Account: animekingdomelbaf -&gt; Repository: kingdomheartsManga -&gt; File: Manga/Pupa/..</w:t>
+      <w:proofErr w:type="spellStart"/>
+      <w:r>
+        <w:rPr>
+          <w:bCs/>
+          <w:sz w:val="18"/>
+          <w:szCs w:val="18"/>
+        </w:rPr>
+        <w:t>StorageType</w:t>
+      </w:r>
+      <w:proofErr w:type="spellEnd"/>
+      <w:r>
+        <w:rPr>
+          <w:bCs/>
+          <w:sz w:val="18"/>
+          <w:szCs w:val="18"/>
+        </w:rPr>
+        <w:t xml:space="preserve">: Cloud -&gt; Platform: GitHub -&gt; Account: </w:t>
+      </w:r>
+      <w:proofErr w:type="spellStart"/>
+      <w:r>
+        <w:rPr>
+          <w:bCs/>
+          <w:sz w:val="18"/>
+          <w:szCs w:val="18"/>
+        </w:rPr>
+        <w:t>animekingdomelbaf</w:t>
+      </w:r>
+      <w:proofErr w:type="spellEnd"/>
+      <w:r>
+        <w:rPr>
+          <w:bCs/>
+          <w:sz w:val="18"/>
+          <w:szCs w:val="18"/>
+        </w:rPr>
+        <w:t xml:space="preserve"> -&gt; Repository: </w:t>
+      </w:r>
+      <w:proofErr w:type="spellStart"/>
+      <w:r>
+        <w:rPr>
+          <w:bCs/>
+          <w:sz w:val="18"/>
+          <w:szCs w:val="18"/>
+        </w:rPr>
+        <w:t>kingdomheartsManga</w:t>
+      </w:r>
+      <w:proofErr w:type="spellEnd"/>
+      <w:r>
+        <w:rPr>
+          <w:bCs/>
+          <w:sz w:val="18"/>
+          <w:szCs w:val="18"/>
+        </w:rPr>
+        <w:t xml:space="preserve"> -&gt; File: Manga/Pupa/..</w:t>
       </w:r>
     </w:p>
     <w:p>
@@ -749,7 +823,23 @@
           <w:sz w:val="18"/>
           <w:szCs w:val="18"/>
         </w:rPr>
-        <w:t>[27b9cdd7-77c5-4f8a-bfec-435787e144fb.jpeg -&gt; Pupa Volume 1 Cover] [Pupa Volume 1 Cover]</w:t>
+        <w:t>[27b9cdd7-77c5-4f8a-bfec-435787e144fb.jpeg -&gt; Pupa Volume 1 Cover</w:t>
+      </w:r>
+      <w:r>
+        <w:rPr>
+          <w:bCs/>
+          <w:sz w:val="18"/>
+          <w:szCs w:val="18"/>
+        </w:rPr>
+        <w:t>.jpg</w:t>
+      </w:r>
+      <w:r>
+        <w:rPr>
+          <w:bCs/>
+          <w:sz w:val="18"/>
+          <w:szCs w:val="18"/>
+        </w:rPr>
+        <w:t>] [Pupa Volume 1 Cover]</w:t>
       </w:r>
     </w:p>
     <w:p>
@@ -855,13 +945,23 @@
         </w:rPr>
         <w:t xml:space="preserve"> </w:t>
       </w:r>
-      <w:r>
-        <w:rPr>
-          <w:bCs/>
-          <w:sz w:val="18"/>
-          <w:szCs w:val="18"/>
-        </w:rPr>
-        <w:t>MangaDex (https://mangadex.org)</w:t>
+      <w:proofErr w:type="spellStart"/>
+      <w:r>
+        <w:rPr>
+          <w:bCs/>
+          <w:sz w:val="18"/>
+          <w:szCs w:val="18"/>
+        </w:rPr>
+        <w:t>MangaDex</w:t>
+      </w:r>
+      <w:proofErr w:type="spellEnd"/>
+      <w:r>
+        <w:rPr>
+          <w:bCs/>
+          <w:sz w:val="18"/>
+          <w:szCs w:val="18"/>
+        </w:rPr>
+        <w:t xml:space="preserve"> (https://mangadex.org)</w:t>
       </w:r>
     </w:p>
     <w:p>
@@ -903,7 +1003,7 @@
             <w:sz w:val="18"/>
             <w:szCs w:val="18"/>
           </w:rPr>
-          <w:t>https://mangadex.org/title/f4f3c1b5-a16e-4eca-9bc9-7a9c373a6370/pupa?tab=art</w:t>
+          <w:t>https://mangadex.org/title/f4f3c1b5-a16e-4eca-9bc9-7a9c373a6370/pupa?tab=chapters</w:t>
         </w:r>
       </w:hyperlink>
       <w:r>
@@ -912,15 +1012,15 @@
           <w:sz w:val="18"/>
           <w:szCs w:val="18"/>
         </w:rPr>
-        <w:t xml:space="preserve"> </w:t>
-      </w:r>
-      <w:r>
-        <w:rPr>
-          <w:bCs/>
-          <w:sz w:val="18"/>
-          <w:szCs w:val="18"/>
-        </w:rPr>
-        <w:t xml:space="preserve">-&gt; </w:t>
+        <w:t xml:space="preserve"> -&gt;</w:t>
+      </w:r>
+      <w:r>
+        <w:rPr>
+          <w:b/>
+          <w:sz w:val="18"/>
+          <w:szCs w:val="18"/>
+        </w:rPr>
+        <w:t xml:space="preserve"> </w:t>
       </w:r>
       <w:hyperlink r:id="rId7" w:history="1">
         <w:r>
@@ -930,16 +1030,50 @@
             <w:sz w:val="18"/>
             <w:szCs w:val="18"/>
           </w:rPr>
-          <w:t>https://mangadex.org/covers/f4f3c1b5-a16e-4eca-9bc9-7a9c373a6370/da131420-143f-4665-b661-968ff19b39f1.jpg</w:t>
+          <w:t>https://mangadex.org/chapter/75d05254-2902-4532-a0d9-4181ec49fa43</w:t>
         </w:r>
       </w:hyperlink>
       <w:r>
         <w:rPr>
-          <w:bCs/>
-          <w:sz w:val="18"/>
-          <w:szCs w:val="18"/>
-        </w:rPr>
-        <w:t xml:space="preserve"> </w:t>
+          <w:b/>
+          <w:sz w:val="18"/>
+          <w:szCs w:val="18"/>
+        </w:rPr>
+        <w:t xml:space="preserve"> </w:t>
+      </w:r>
+      <w:r>
+        <w:rPr>
+          <w:bCs/>
+          <w:sz w:val="18"/>
+          <w:szCs w:val="18"/>
+        </w:rPr>
+        <w:t>-&gt;</w:t>
+      </w:r>
+      <w:r>
+        <w:rPr>
+          <w:bCs/>
+          <w:sz w:val="18"/>
+          <w:szCs w:val="18"/>
+        </w:rPr>
+        <w:t xml:space="preserve"> </w:t>
+      </w:r>
+      <w:proofErr w:type="spellStart"/>
+      <w:r>
+        <w:rPr>
+          <w:bCs/>
+          <w:sz w:val="18"/>
+          <w:szCs w:val="18"/>
+        </w:rPr>
+        <w:t>blob:https</w:t>
+      </w:r>
+      <w:proofErr w:type="spellEnd"/>
+      <w:r>
+        <w:rPr>
+          <w:bCs/>
+          <w:sz w:val="18"/>
+          <w:szCs w:val="18"/>
+        </w:rPr>
+        <w:t>://mangadex.org/27b9cdd7-77c5-4f8a-bfec-435787e144fb</w:t>
       </w:r>
     </w:p>
     <w:p>
@@ -979,7 +1113,25 @@
           <w:sz w:val="18"/>
           <w:szCs w:val="18"/>
         </w:rPr>
-        <w:t>https://uploads.mangadex.org [MangaDex CDN Server – Primary Image Delivery]</w:t>
+        <w:t>https://uploads.mangadex.org [</w:t>
+      </w:r>
+      <w:proofErr w:type="spellStart"/>
+      <w:r>
+        <w:rPr>
+          <w:bCs/>
+          <w:sz w:val="18"/>
+          <w:szCs w:val="18"/>
+        </w:rPr>
+        <w:t>MangaDex</w:t>
+      </w:r>
+      <w:proofErr w:type="spellEnd"/>
+      <w:r>
+        <w:rPr>
+          <w:bCs/>
+          <w:sz w:val="18"/>
+          <w:szCs w:val="18"/>
+        </w:rPr>
+        <w:t xml:space="preserve"> CDN Server – Primary Image Delivery]</w:t>
       </w:r>
     </w:p>
     <w:p>
@@ -1179,7 +1331,7 @@
           <w:sz w:val="18"/>
           <w:szCs w:val="18"/>
         </w:rPr>
-        <w:t>.webp</w:t>
+        <w:t>.jpeg</w:t>
       </w:r>
     </w:p>
     <w:p>
@@ -1341,21 +1493,69 @@
         </w:rPr>
         <w:t xml:space="preserve"> </w:t>
       </w:r>
-      <w:r>
-        <w:rPr>
-          <w:bCs/>
-          <w:sz w:val="18"/>
-          <w:szCs w:val="18"/>
-        </w:rPr>
-        <w:t>StorageType: Cloud -&gt; Platform: GitHub -&gt; Account: animekingdomelbaf -&gt; Repository: kingdomheartsManga -&gt; File: Manga/Pupa/..</w:t>
+      <w:proofErr w:type="spellStart"/>
+      <w:r>
+        <w:rPr>
+          <w:bCs/>
+          <w:sz w:val="18"/>
+          <w:szCs w:val="18"/>
+        </w:rPr>
+        <w:t>StorageType</w:t>
+      </w:r>
+      <w:proofErr w:type="spellEnd"/>
+      <w:r>
+        <w:rPr>
+          <w:bCs/>
+          <w:sz w:val="18"/>
+          <w:szCs w:val="18"/>
+        </w:rPr>
+        <w:t xml:space="preserve">: Cloud -&gt; Platform: GitHub -&gt; Account: </w:t>
+      </w:r>
+      <w:proofErr w:type="spellStart"/>
+      <w:r>
+        <w:rPr>
+          <w:bCs/>
+          <w:sz w:val="18"/>
+          <w:szCs w:val="18"/>
+        </w:rPr>
+        <w:t>animekingdomelbaf</w:t>
+      </w:r>
+      <w:proofErr w:type="spellEnd"/>
+      <w:r>
+        <w:rPr>
+          <w:bCs/>
+          <w:sz w:val="18"/>
+          <w:szCs w:val="18"/>
+        </w:rPr>
+        <w:t xml:space="preserve"> -&gt; Repository: </w:t>
+      </w:r>
+      <w:proofErr w:type="spellStart"/>
+      <w:r>
+        <w:rPr>
+          <w:bCs/>
+          <w:sz w:val="18"/>
+          <w:szCs w:val="18"/>
+        </w:rPr>
+        <w:t>kingdomheartsManga</w:t>
+      </w:r>
+      <w:proofErr w:type="spellEnd"/>
+      <w:r>
+        <w:rPr>
+          <w:bCs/>
+          <w:sz w:val="18"/>
+          <w:szCs w:val="18"/>
+        </w:rPr>
+        <w:t xml:space="preserve"> -&gt; File: Manga/Pupa/..</w:t>
       </w:r>
     </w:p>
     <w:p>
       <w:pPr>
         <w:ind w:left="720"/>
         <w:rPr>
-          <w:sz w:val="18"/>
-          <w:szCs w:val="18"/>
+          <w:bCs/>
+          <w:sz w:val="18"/>
+          <w:szCs w:val="18"/>
+          <w:lang w:val="en-US"/>
         </w:rPr>
       </w:pPr>
       <w:r>
@@ -1381,8 +1581,65 @@
         </w:rPr>
         <w:t xml:space="preserve"> </w:t>
       </w:r>
-    </w:p>
-    <w:p/>
+      <w:r>
+        <w:rPr>
+          <w:bCs/>
+          <w:sz w:val="18"/>
+          <w:szCs w:val="18"/>
+        </w:rPr>
+        <w:t>Acquisition Notes: I get image volume through chapter pages</w:t>
+      </w:r>
+      <w:r>
+        <w:rPr>
+          <w:bCs/>
+          <w:sz w:val="18"/>
+          <w:szCs w:val="18"/>
+        </w:rPr>
+        <w:t xml:space="preserve"> - </w:t>
+      </w:r>
+      <w:r>
+        <w:rPr>
+          <w:bCs/>
+          <w:sz w:val="18"/>
+          <w:szCs w:val="18"/>
+        </w:rPr>
+        <w:t xml:space="preserve">sourced from </w:t>
+      </w:r>
+      <w:proofErr w:type="spellStart"/>
+      <w:r>
+        <w:rPr>
+          <w:bCs/>
+          <w:sz w:val="18"/>
+          <w:szCs w:val="18"/>
+        </w:rPr>
+        <w:t>JManga</w:t>
+      </w:r>
+      <w:proofErr w:type="spellEnd"/>
+      <w:r>
+        <w:rPr>
+          <w:bCs/>
+          <w:sz w:val="18"/>
+          <w:szCs w:val="18"/>
+        </w:rPr>
+        <w:t xml:space="preserve"> (old official English release)</w:t>
+      </w:r>
+      <w:r>
+        <w:rPr>
+          <w:bCs/>
+          <w:sz w:val="18"/>
+          <w:szCs w:val="18"/>
+        </w:rPr>
+        <w:t xml:space="preserve"> </w:t>
+      </w:r>
+      <w:r>
+        <w:rPr>
+          <w:sz w:val="18"/>
+          <w:szCs w:val="18"/>
+          <w:lang w:val="en-US"/>
+        </w:rPr>
+        <w:t>version of Chapter 1.</w:t>
+      </w:r>
+    </w:p>
     <w:p>
       <w:pPr>
         <w:ind w:left="720" w:hanging="360"/>
@@ -1400,8 +1657,1056 @@
     </w:p>
     <w:p>
       <w:pPr>
-        <w:rPr>
-          <w:rFonts w:hint="cs"/>
+        <w:ind w:left="720" w:hanging="360"/>
+      </w:pPr>
+    </w:p>
+    <w:p>
+      <w:pPr>
+        <w:pStyle w:val="ListParagraph"/>
+        <w:numPr>
+          <w:ilvl w:val="0"/>
+          <w:numId w:val="1"/>
+        </w:numPr>
+        <w:rPr>
+          <w:sz w:val="18"/>
+          <w:szCs w:val="18"/>
+        </w:rPr>
+      </w:pPr>
+      <w:r>
+        <w:rPr>
+          <w:bCs/>
+          <w:sz w:val="18"/>
+          <w:szCs w:val="18"/>
+        </w:rPr>
+        <w:lastRenderedPageBreak/>
+        <w:t>*</w:t>
+      </w:r>
+      <w:r>
+        <w:rPr>
+          <w:b/>
+          <w:sz w:val="18"/>
+          <w:szCs w:val="18"/>
+        </w:rPr>
+        <w:t xml:space="preserve"> </w:t>
+      </w:r>
+      <w:r>
+        <w:rPr>
+          <w:b/>
+          <w:sz w:val="18"/>
+          <w:szCs w:val="18"/>
+        </w:rPr>
+        <w:t xml:space="preserve">ID: </w:t>
+      </w:r>
+      <w:r>
+        <w:rPr>
+          <w:bCs/>
+          <w:sz w:val="18"/>
+          <w:szCs w:val="18"/>
+        </w:rPr>
+        <w:t>2</w:t>
+      </w:r>
+      <w:r>
+        <w:rPr>
+          <w:bCs/>
+          <w:sz w:val="18"/>
+          <w:szCs w:val="18"/>
+        </w:rPr>
+        <w:t>62</w:t>
+      </w:r>
+      <w:r>
+        <w:rPr>
+          <w:sz w:val="18"/>
+          <w:szCs w:val="18"/>
+        </w:rPr>
+        <w:br/>
+        <w:t>*</w:t>
+      </w:r>
+      <w:r>
+        <w:rPr>
+          <w:b/>
+          <w:sz w:val="18"/>
+          <w:szCs w:val="18"/>
+        </w:rPr>
+        <w:t xml:space="preserve"> </w:t>
+      </w:r>
+      <w:r>
+        <w:rPr>
+          <w:b/>
+          <w:sz w:val="18"/>
+          <w:szCs w:val="18"/>
+        </w:rPr>
+        <w:t xml:space="preserve">Content </w:t>
+      </w:r>
+      <w:r>
+        <w:rPr>
+          <w:b/>
+          <w:sz w:val="18"/>
+          <w:szCs w:val="18"/>
+        </w:rPr>
+        <w:t xml:space="preserve">Title: </w:t>
+      </w:r>
+      <w:r>
+        <w:rPr>
+          <w:bCs/>
+          <w:sz w:val="18"/>
+          <w:szCs w:val="18"/>
+        </w:rPr>
+        <w:t>[</w:t>
+      </w:r>
+      <w:r>
+        <w:rPr>
+          <w:bCs/>
+          <w:sz w:val="18"/>
+          <w:szCs w:val="18"/>
+        </w:rPr>
+        <w:t>5ca150d7-17c6-4862-a952-39bedba6034f.jpeg</w:t>
+      </w:r>
+      <w:r>
+        <w:rPr>
+          <w:bCs/>
+          <w:sz w:val="18"/>
+          <w:szCs w:val="18"/>
+        </w:rPr>
+        <w:t xml:space="preserve"> </w:t>
+      </w:r>
+      <w:r>
+        <w:rPr>
+          <w:bCs/>
+          <w:sz w:val="18"/>
+          <w:szCs w:val="18"/>
+        </w:rPr>
+        <w:t xml:space="preserve">-&gt; </w:t>
+      </w:r>
+      <w:r>
+        <w:rPr>
+          <w:bCs/>
+          <w:sz w:val="18"/>
+          <w:szCs w:val="18"/>
+        </w:rPr>
+        <w:t>Pupa Volume 2 Cover</w:t>
+      </w:r>
+      <w:r>
+        <w:rPr>
+          <w:bCs/>
+          <w:sz w:val="18"/>
+          <w:szCs w:val="18"/>
+        </w:rPr>
+        <w:t>.jpeg</w:t>
+      </w:r>
+      <w:r>
+        <w:rPr>
+          <w:bCs/>
+          <w:sz w:val="18"/>
+          <w:szCs w:val="18"/>
+        </w:rPr>
+        <w:t xml:space="preserve">] [Pupa Volume </w:t>
+      </w:r>
+      <w:r>
+        <w:rPr>
+          <w:bCs/>
+          <w:sz w:val="18"/>
+          <w:szCs w:val="18"/>
+        </w:rPr>
+        <w:t xml:space="preserve">2 </w:t>
+      </w:r>
+      <w:r>
+        <w:rPr>
+          <w:bCs/>
+          <w:sz w:val="18"/>
+          <w:szCs w:val="18"/>
+        </w:rPr>
+        <w:t>Cover]</w:t>
+      </w:r>
+    </w:p>
+    <w:p>
+      <w:pPr>
+        <w:pStyle w:val="ListParagraph"/>
+        <w:rPr>
+          <w:sz w:val="18"/>
+          <w:szCs w:val="18"/>
+        </w:rPr>
+      </w:pPr>
+      <w:r>
+        <w:rPr>
+          <w:sz w:val="18"/>
+          <w:szCs w:val="18"/>
+        </w:rPr>
+        <w:t>*</w:t>
+      </w:r>
+      <w:r>
+        <w:rPr>
+          <w:b/>
+          <w:sz w:val="18"/>
+          <w:szCs w:val="18"/>
+        </w:rPr>
+        <w:t xml:space="preserve"> Content Type: </w:t>
+      </w:r>
+      <w:r>
+        <w:rPr>
+          <w:bCs/>
+          <w:sz w:val="18"/>
+          <w:szCs w:val="18"/>
+        </w:rPr>
+        <w:t>Image</w:t>
+      </w:r>
+    </w:p>
+    <w:p>
+      <w:pPr>
+        <w:ind w:left="720"/>
+        <w:rPr>
+          <w:sz w:val="18"/>
+          <w:szCs w:val="18"/>
+        </w:rPr>
+      </w:pPr>
+      <w:r>
+        <w:rPr>
+          <w:sz w:val="18"/>
+          <w:szCs w:val="18"/>
+        </w:rPr>
+        <w:t>*</w:t>
+      </w:r>
+      <w:r>
+        <w:rPr>
+          <w:b/>
+          <w:sz w:val="18"/>
+          <w:szCs w:val="18"/>
+        </w:rPr>
+        <w:t xml:space="preserve"> Content Domain:</w:t>
+      </w:r>
+      <w:r>
+        <w:rPr>
+          <w:b/>
+          <w:sz w:val="18"/>
+          <w:szCs w:val="18"/>
+        </w:rPr>
+        <w:t xml:space="preserve"> </w:t>
+      </w:r>
+      <w:r>
+        <w:rPr>
+          <w:bCs/>
+          <w:sz w:val="18"/>
+          <w:szCs w:val="18"/>
+        </w:rPr>
+        <w:t>Entertainment</w:t>
+      </w:r>
+    </w:p>
+    <w:p>
+      <w:pPr>
+        <w:ind w:left="720"/>
+        <w:rPr>
+          <w:sz w:val="18"/>
+          <w:szCs w:val="18"/>
+        </w:rPr>
+      </w:pPr>
+      <w:r>
+        <w:rPr>
+          <w:sz w:val="18"/>
+          <w:szCs w:val="18"/>
+        </w:rPr>
+        <w:t>*</w:t>
+      </w:r>
+      <w:r>
+        <w:rPr>
+          <w:b/>
+          <w:sz w:val="18"/>
+          <w:szCs w:val="18"/>
+        </w:rPr>
+        <w:t xml:space="preserve"> Source Platform:</w:t>
+      </w:r>
+      <w:r>
+        <w:rPr>
+          <w:b/>
+          <w:sz w:val="18"/>
+          <w:szCs w:val="18"/>
+        </w:rPr>
+        <w:t xml:space="preserve"> </w:t>
+      </w:r>
+      <w:proofErr w:type="spellStart"/>
+      <w:r>
+        <w:rPr>
+          <w:bCs/>
+          <w:sz w:val="18"/>
+          <w:szCs w:val="18"/>
+        </w:rPr>
+        <w:t>MangaDex</w:t>
+      </w:r>
+      <w:proofErr w:type="spellEnd"/>
+      <w:r>
+        <w:rPr>
+          <w:bCs/>
+          <w:sz w:val="18"/>
+          <w:szCs w:val="18"/>
+        </w:rPr>
+        <w:t xml:space="preserve"> (https://mangadex.org)</w:t>
+      </w:r>
+    </w:p>
+    <w:p>
+      <w:pPr>
+        <w:ind w:left="720"/>
+        <w:rPr>
+          <w:sz w:val="18"/>
+          <w:szCs w:val="18"/>
+        </w:rPr>
+      </w:pPr>
+      <w:r>
+        <w:rPr>
+          <w:sz w:val="18"/>
+          <w:szCs w:val="18"/>
+        </w:rPr>
+        <w:t>*</w:t>
+      </w:r>
+      <w:r>
+        <w:rPr>
+          <w:b/>
+          <w:sz w:val="18"/>
+          <w:szCs w:val="18"/>
+        </w:rPr>
+        <w:t xml:space="preserve"> Source Reference:</w:t>
+      </w:r>
+      <w:r>
+        <w:rPr>
+          <w:b/>
+          <w:sz w:val="18"/>
+          <w:szCs w:val="18"/>
+        </w:rPr>
+        <w:t xml:space="preserve"> </w:t>
+      </w:r>
+      <w:hyperlink r:id="rId8" w:history="1">
+        <w:r>
+          <w:rPr>
+            <w:rStyle w:val="Hyperlink"/>
+            <w:bCs/>
+            <w:sz w:val="18"/>
+            <w:szCs w:val="18"/>
+          </w:rPr>
+          <w:t>https://mangadex.org/title/f4f3c1b5-a16e-4eca-9bc9-7a9c373a6370/pupa?tab=chapters</w:t>
+        </w:r>
+      </w:hyperlink>
+      <w:r>
+        <w:rPr>
+          <w:bCs/>
+          <w:sz w:val="18"/>
+          <w:szCs w:val="18"/>
+        </w:rPr>
+        <w:t xml:space="preserve"> -&gt; </w:t>
+      </w:r>
+      <w:hyperlink r:id="rId9" w:history="1">
+        <w:r>
+          <w:rPr>
+            <w:rStyle w:val="Hyperlink"/>
+            <w:bCs/>
+            <w:sz w:val="18"/>
+            <w:szCs w:val="18"/>
+          </w:rPr>
+          <w:t>https://mangadex.org/chapter/1205d002-468d-4daf-934e-dba29949ccdb</w:t>
+        </w:r>
+      </w:hyperlink>
+      <w:r>
+        <w:rPr>
+          <w:bCs/>
+          <w:sz w:val="18"/>
+          <w:szCs w:val="18"/>
+        </w:rPr>
+        <w:t xml:space="preserve"> </w:t>
+      </w:r>
+      <w:r>
+        <w:rPr>
+          <w:bCs/>
+          <w:sz w:val="18"/>
+          <w:szCs w:val="18"/>
+        </w:rPr>
+        <w:t xml:space="preserve">-&gt; </w:t>
+      </w:r>
+      <w:proofErr w:type="spellStart"/>
+      <w:r>
+        <w:rPr>
+          <w:bCs/>
+          <w:sz w:val="18"/>
+          <w:szCs w:val="18"/>
+        </w:rPr>
+        <w:t>blob:https</w:t>
+      </w:r>
+      <w:proofErr w:type="spellEnd"/>
+      <w:r>
+        <w:rPr>
+          <w:bCs/>
+          <w:sz w:val="18"/>
+          <w:szCs w:val="18"/>
+        </w:rPr>
+        <w:t>://mangadex.org/5ca150d7-17c6-4862-a952-39bedba6034f</w:t>
+      </w:r>
+    </w:p>
+    <w:p>
+      <w:pPr>
+        <w:ind w:left="720"/>
+        <w:rPr>
+          <w:sz w:val="18"/>
+          <w:szCs w:val="18"/>
+        </w:rPr>
+      </w:pPr>
+      <w:r>
+        <w:rPr>
+          <w:sz w:val="18"/>
+          <w:szCs w:val="18"/>
+        </w:rPr>
+        <w:t>*</w:t>
+      </w:r>
+      <w:r>
+        <w:rPr>
+          <w:b/>
+          <w:sz w:val="18"/>
+          <w:szCs w:val="18"/>
+        </w:rPr>
+        <w:t xml:space="preserve"> Source Storage Host:</w:t>
+      </w:r>
+      <w:r>
+        <w:rPr>
+          <w:b/>
+          <w:sz w:val="18"/>
+          <w:szCs w:val="18"/>
+        </w:rPr>
+        <w:t xml:space="preserve"> </w:t>
+      </w:r>
+      <w:r>
+        <w:rPr>
+          <w:bCs/>
+          <w:sz w:val="18"/>
+          <w:szCs w:val="18"/>
+        </w:rPr>
+        <w:t>https://uploads.mangadex.org [</w:t>
+      </w:r>
+      <w:proofErr w:type="spellStart"/>
+      <w:r>
+        <w:rPr>
+          <w:bCs/>
+          <w:sz w:val="18"/>
+          <w:szCs w:val="18"/>
+        </w:rPr>
+        <w:t>MangaDex</w:t>
+      </w:r>
+      <w:proofErr w:type="spellEnd"/>
+      <w:r>
+        <w:rPr>
+          <w:bCs/>
+          <w:sz w:val="18"/>
+          <w:szCs w:val="18"/>
+        </w:rPr>
+        <w:t xml:space="preserve"> CDN Server – Primary Image Delivery]</w:t>
+      </w:r>
+    </w:p>
+    <w:p>
+      <w:pPr>
+        <w:ind w:left="720"/>
+        <w:rPr>
+          <w:sz w:val="18"/>
+          <w:szCs w:val="18"/>
+        </w:rPr>
+      </w:pPr>
+      <w:r>
+        <w:rPr>
+          <w:sz w:val="18"/>
+          <w:szCs w:val="18"/>
+        </w:rPr>
+        <w:t>*</w:t>
+      </w:r>
+      <w:r>
+        <w:rPr>
+          <w:b/>
+          <w:sz w:val="18"/>
+          <w:szCs w:val="18"/>
+        </w:rPr>
+        <w:t xml:space="preserve"> Source Nature:</w:t>
+      </w:r>
+      <w:r>
+        <w:rPr>
+          <w:b/>
+          <w:sz w:val="18"/>
+          <w:szCs w:val="18"/>
+        </w:rPr>
+        <w:t xml:space="preserve"> </w:t>
+      </w:r>
+      <w:r>
+        <w:rPr>
+          <w:bCs/>
+          <w:sz w:val="18"/>
+          <w:szCs w:val="18"/>
+        </w:rPr>
+        <w:t>Digital</w:t>
+      </w:r>
+    </w:p>
+    <w:p>
+      <w:pPr>
+        <w:ind w:left="720"/>
+        <w:rPr>
+          <w:sz w:val="18"/>
+          <w:szCs w:val="18"/>
+        </w:rPr>
+      </w:pPr>
+      <w:r>
+        <w:rPr>
+          <w:sz w:val="18"/>
+          <w:szCs w:val="18"/>
+        </w:rPr>
+        <w:t>*</w:t>
+      </w:r>
+      <w:r>
+        <w:rPr>
+          <w:b/>
+          <w:sz w:val="18"/>
+          <w:szCs w:val="18"/>
+        </w:rPr>
+        <w:t xml:space="preserve"> Content Derivation Type:</w:t>
+      </w:r>
+      <w:r>
+        <w:rPr>
+          <w:b/>
+          <w:sz w:val="18"/>
+          <w:szCs w:val="18"/>
+        </w:rPr>
+        <w:t xml:space="preserve"> </w:t>
+      </w:r>
+      <w:r>
+        <w:rPr>
+          <w:bCs/>
+          <w:sz w:val="18"/>
+          <w:szCs w:val="18"/>
+        </w:rPr>
+        <w:t>Downloaded</w:t>
+      </w:r>
+    </w:p>
+    <w:p>
+      <w:pPr>
+        <w:ind w:left="720"/>
+        <w:rPr>
+          <w:sz w:val="18"/>
+          <w:szCs w:val="18"/>
+        </w:rPr>
+      </w:pPr>
+      <w:r>
+        <w:rPr>
+          <w:sz w:val="18"/>
+          <w:szCs w:val="18"/>
+        </w:rPr>
+        <w:t>*</w:t>
+      </w:r>
+      <w:r>
+        <w:rPr>
+          <w:b/>
+          <w:sz w:val="18"/>
+          <w:szCs w:val="18"/>
+        </w:rPr>
+        <w:t xml:space="preserve"> Content Acquisition Method:</w:t>
+      </w:r>
+      <w:r>
+        <w:rPr>
+          <w:b/>
+          <w:sz w:val="18"/>
+          <w:szCs w:val="18"/>
+        </w:rPr>
+        <w:t xml:space="preserve"> </w:t>
+      </w:r>
+      <w:r>
+        <w:rPr>
+          <w:bCs/>
+          <w:sz w:val="18"/>
+          <w:szCs w:val="18"/>
+        </w:rPr>
+        <w:t>Web Browser: Direct Save [Saved image directly from browser]</w:t>
+      </w:r>
+    </w:p>
+    <w:p>
+      <w:pPr>
+        <w:ind w:left="720"/>
+        <w:rPr>
+          <w:sz w:val="18"/>
+          <w:szCs w:val="18"/>
+        </w:rPr>
+      </w:pPr>
+      <w:r>
+        <w:rPr>
+          <w:sz w:val="18"/>
+          <w:szCs w:val="18"/>
+        </w:rPr>
+        <w:t>*</w:t>
+      </w:r>
+      <w:r>
+        <w:rPr>
+          <w:b/>
+          <w:sz w:val="18"/>
+          <w:szCs w:val="18"/>
+        </w:rPr>
+        <w:t xml:space="preserve"> Content Acquisition Date:</w:t>
+      </w:r>
+      <w:r>
+        <w:rPr>
+          <w:b/>
+          <w:sz w:val="18"/>
+          <w:szCs w:val="18"/>
+        </w:rPr>
+        <w:t xml:space="preserve"> </w:t>
+      </w:r>
+      <w:r>
+        <w:rPr>
+          <w:bCs/>
+          <w:sz w:val="18"/>
+          <w:szCs w:val="18"/>
+        </w:rPr>
+        <w:t>1</w:t>
+      </w:r>
+      <w:r>
+        <w:rPr>
+          <w:bCs/>
+          <w:sz w:val="18"/>
+          <w:szCs w:val="18"/>
+        </w:rPr>
+        <w:t>2</w:t>
+      </w:r>
+      <w:r>
+        <w:rPr>
+          <w:bCs/>
+          <w:sz w:val="18"/>
+          <w:szCs w:val="18"/>
+        </w:rPr>
+        <w:t>/</w:t>
+      </w:r>
+      <w:r>
+        <w:rPr>
+          <w:bCs/>
+          <w:sz w:val="18"/>
+          <w:szCs w:val="18"/>
+        </w:rPr>
+        <w:t>7</w:t>
+      </w:r>
+      <w:r>
+        <w:rPr>
+          <w:bCs/>
+          <w:sz w:val="18"/>
+          <w:szCs w:val="18"/>
+        </w:rPr>
+        <w:t>/2025</w:t>
+      </w:r>
+    </w:p>
+    <w:p>
+      <w:pPr>
+        <w:ind w:left="720"/>
+        <w:rPr>
+          <w:sz w:val="18"/>
+          <w:szCs w:val="18"/>
+        </w:rPr>
+      </w:pPr>
+      <w:r>
+        <w:rPr>
+          <w:sz w:val="18"/>
+          <w:szCs w:val="18"/>
+        </w:rPr>
+        <w:t>*</w:t>
+      </w:r>
+      <w:r>
+        <w:rPr>
+          <w:b/>
+          <w:sz w:val="18"/>
+          <w:szCs w:val="18"/>
+        </w:rPr>
+        <w:t xml:space="preserve"> Content File Format:</w:t>
+      </w:r>
+      <w:r>
+        <w:rPr>
+          <w:b/>
+          <w:sz w:val="18"/>
+          <w:szCs w:val="18"/>
+        </w:rPr>
+        <w:t xml:space="preserve"> </w:t>
+      </w:r>
+      <w:r>
+        <w:rPr>
+          <w:bCs/>
+          <w:sz w:val="18"/>
+          <w:szCs w:val="18"/>
+        </w:rPr>
+        <w:t>.jpeg</w:t>
+      </w:r>
+    </w:p>
+    <w:p>
+      <w:pPr>
+        <w:ind w:left="720"/>
+        <w:rPr>
+          <w:sz w:val="18"/>
+          <w:szCs w:val="18"/>
+        </w:rPr>
+      </w:pPr>
+      <w:r>
+        <w:rPr>
+          <w:sz w:val="18"/>
+          <w:szCs w:val="18"/>
+        </w:rPr>
+        <w:t>*</w:t>
+      </w:r>
+      <w:r>
+        <w:rPr>
+          <w:b/>
+          <w:sz w:val="18"/>
+          <w:szCs w:val="18"/>
+        </w:rPr>
+        <w:t xml:space="preserve"> Content Size:</w:t>
+      </w:r>
+      <w:r>
+        <w:rPr>
+          <w:b/>
+          <w:sz w:val="18"/>
+          <w:szCs w:val="18"/>
+        </w:rPr>
+        <w:t xml:space="preserve"> </w:t>
+      </w:r>
+      <w:r>
+        <w:rPr>
+          <w:bCs/>
+          <w:sz w:val="18"/>
+          <w:szCs w:val="18"/>
+        </w:rPr>
+        <w:t>429</w:t>
+      </w:r>
+      <w:r>
+        <w:rPr>
+          <w:bCs/>
+          <w:sz w:val="18"/>
+          <w:szCs w:val="18"/>
+        </w:rPr>
+        <w:t xml:space="preserve"> </w:t>
+      </w:r>
+      <w:r>
+        <w:rPr>
+          <w:bCs/>
+          <w:sz w:val="18"/>
+          <w:szCs w:val="18"/>
+        </w:rPr>
+        <w:t>KB</w:t>
+      </w:r>
+    </w:p>
+    <w:p>
+      <w:pPr>
+        <w:ind w:left="720"/>
+        <w:rPr>
+          <w:sz w:val="18"/>
+          <w:szCs w:val="18"/>
+        </w:rPr>
+      </w:pPr>
+      <w:r>
+        <w:rPr>
+          <w:sz w:val="18"/>
+          <w:szCs w:val="18"/>
+        </w:rPr>
+        <w:t>*</w:t>
+      </w:r>
+      <w:r>
+        <w:rPr>
+          <w:b/>
+          <w:sz w:val="18"/>
+          <w:szCs w:val="18"/>
+        </w:rPr>
+        <w:t xml:space="preserve"> Content Attributes:</w:t>
+      </w:r>
+      <w:r>
+        <w:rPr>
+          <w:b/>
+          <w:sz w:val="18"/>
+          <w:szCs w:val="18"/>
+        </w:rPr>
+        <w:t xml:space="preserve"> </w:t>
+      </w:r>
+      <w:r>
+        <w:rPr>
+          <w:b/>
+          <w:sz w:val="18"/>
+          <w:szCs w:val="18"/>
+        </w:rPr>
+        <w:t>•</w:t>
+      </w:r>
+      <w:r>
+        <w:rPr>
+          <w:b/>
+          <w:sz w:val="18"/>
+          <w:szCs w:val="18"/>
+        </w:rPr>
+        <w:t xml:space="preserve"> </w:t>
+      </w:r>
+      <w:r>
+        <w:rPr>
+          <w:bCs/>
+          <w:sz w:val="18"/>
+          <w:szCs w:val="18"/>
+        </w:rPr>
+        <w:t xml:space="preserve">Resolution: </w:t>
+      </w:r>
+      <w:r>
+        <w:rPr>
+          <w:bCs/>
+          <w:sz w:val="18"/>
+          <w:szCs w:val="18"/>
+        </w:rPr>
+        <w:t>981</w:t>
+      </w:r>
+      <w:r>
+        <w:rPr>
+          <w:bCs/>
+          <w:sz w:val="18"/>
+          <w:szCs w:val="18"/>
+        </w:rPr>
+        <w:t xml:space="preserve"> x </w:t>
+      </w:r>
+      <w:r>
+        <w:rPr>
+          <w:bCs/>
+          <w:sz w:val="18"/>
+          <w:szCs w:val="18"/>
+        </w:rPr>
+        <w:t>1400</w:t>
+      </w:r>
+      <w:r>
+        <w:rPr>
+          <w:bCs/>
+          <w:sz w:val="18"/>
+          <w:szCs w:val="18"/>
+        </w:rPr>
+        <w:t>;</w:t>
+      </w:r>
+      <w:r>
+        <w:rPr>
+          <w:bCs/>
+          <w:sz w:val="18"/>
+          <w:szCs w:val="18"/>
+        </w:rPr>
+        <w:t xml:space="preserve"> </w:t>
+      </w:r>
+      <w:r>
+        <w:rPr>
+          <w:b/>
+          <w:sz w:val="18"/>
+          <w:szCs w:val="18"/>
+        </w:rPr>
+        <w:t>•</w:t>
+      </w:r>
+      <w:r>
+        <w:rPr>
+          <w:b/>
+          <w:sz w:val="18"/>
+          <w:szCs w:val="18"/>
+        </w:rPr>
+        <w:t xml:space="preserve"> </w:t>
+      </w:r>
+      <w:r>
+        <w:rPr>
+          <w:bCs/>
+          <w:sz w:val="18"/>
+          <w:szCs w:val="18"/>
+        </w:rPr>
+        <w:t>Quality:</w:t>
+      </w:r>
+      <w:r>
+        <w:rPr>
+          <w:bCs/>
+          <w:sz w:val="18"/>
+          <w:szCs w:val="18"/>
+        </w:rPr>
+        <w:t xml:space="preserve"> </w:t>
+      </w:r>
+      <w:r>
+        <w:rPr>
+          <w:bCs/>
+          <w:sz w:val="18"/>
+          <w:szCs w:val="18"/>
+        </w:rPr>
+        <w:t>Low</w:t>
+      </w:r>
+    </w:p>
+    <w:p>
+      <w:pPr>
+        <w:ind w:left="720"/>
+        <w:rPr>
+          <w:sz w:val="18"/>
+          <w:szCs w:val="18"/>
+        </w:rPr>
+      </w:pPr>
+      <w:r>
+        <w:rPr>
+          <w:sz w:val="18"/>
+          <w:szCs w:val="18"/>
+        </w:rPr>
+        <w:t>*</w:t>
+      </w:r>
+      <w:r>
+        <w:rPr>
+          <w:b/>
+          <w:sz w:val="18"/>
+          <w:szCs w:val="18"/>
+        </w:rPr>
+        <w:t xml:space="preserve"> Storage Location:</w:t>
+      </w:r>
+      <w:r>
+        <w:rPr>
+          <w:b/>
+          <w:sz w:val="18"/>
+          <w:szCs w:val="18"/>
+        </w:rPr>
+        <w:t xml:space="preserve"> </w:t>
+      </w:r>
+      <w:proofErr w:type="spellStart"/>
+      <w:r>
+        <w:rPr>
+          <w:bCs/>
+          <w:sz w:val="18"/>
+          <w:szCs w:val="18"/>
+        </w:rPr>
+        <w:t>StorageType</w:t>
+      </w:r>
+      <w:proofErr w:type="spellEnd"/>
+      <w:r>
+        <w:rPr>
+          <w:bCs/>
+          <w:sz w:val="18"/>
+          <w:szCs w:val="18"/>
+        </w:rPr>
+        <w:t xml:space="preserve">: Cloud -&gt; Platform: GitHub -&gt; Account: </w:t>
+      </w:r>
+      <w:proofErr w:type="spellStart"/>
+      <w:r>
+        <w:rPr>
+          <w:bCs/>
+          <w:sz w:val="18"/>
+          <w:szCs w:val="18"/>
+        </w:rPr>
+        <w:t>animekingdomelbaf</w:t>
+      </w:r>
+      <w:proofErr w:type="spellEnd"/>
+      <w:r>
+        <w:rPr>
+          <w:bCs/>
+          <w:sz w:val="18"/>
+          <w:szCs w:val="18"/>
+        </w:rPr>
+        <w:t xml:space="preserve"> -&gt; Repository: </w:t>
+      </w:r>
+      <w:proofErr w:type="spellStart"/>
+      <w:r>
+        <w:rPr>
+          <w:bCs/>
+          <w:sz w:val="18"/>
+          <w:szCs w:val="18"/>
+        </w:rPr>
+        <w:t>kingdomheartsManga</w:t>
+      </w:r>
+      <w:proofErr w:type="spellEnd"/>
+      <w:r>
+        <w:rPr>
+          <w:bCs/>
+          <w:sz w:val="18"/>
+          <w:szCs w:val="18"/>
+        </w:rPr>
+        <w:t xml:space="preserve"> -&gt; File: Manga/Pupa/..</w:t>
+      </w:r>
+    </w:p>
+    <w:p>
+      <w:pPr>
+        <w:ind w:left="720"/>
+        <w:rPr>
+          <w:bCs/>
+          <w:sz w:val="18"/>
+          <w:szCs w:val="18"/>
+          <w:lang w:val="en-US"/>
+        </w:rPr>
+      </w:pPr>
+      <w:r>
+        <w:rPr>
+          <w:sz w:val="18"/>
+          <w:szCs w:val="18"/>
+        </w:rPr>
+        <w:t>*</w:t>
+      </w:r>
+      <w:r>
+        <w:rPr>
+          <w:b/>
+          <w:sz w:val="18"/>
+          <w:szCs w:val="18"/>
+        </w:rPr>
+        <w:t xml:space="preserve"> Notes:</w:t>
+      </w:r>
+      <w:r>
+        <w:rPr>
+          <w:b/>
+          <w:sz w:val="18"/>
+          <w:szCs w:val="18"/>
+        </w:rPr>
+        <w:t xml:space="preserve"> </w:t>
+      </w:r>
+      <w:r>
+        <w:rPr>
+          <w:bCs/>
+          <w:sz w:val="18"/>
+          <w:szCs w:val="18"/>
+        </w:rPr>
+        <w:t>Acquisition Notes: I get image volume through chapter pages</w:t>
+      </w:r>
+      <w:r>
+        <w:rPr>
+          <w:bCs/>
+          <w:sz w:val="18"/>
+          <w:szCs w:val="18"/>
+        </w:rPr>
+        <w:t xml:space="preserve"> - </w:t>
+      </w:r>
+      <w:r>
+        <w:rPr>
+          <w:bCs/>
+          <w:sz w:val="18"/>
+          <w:szCs w:val="18"/>
+        </w:rPr>
+        <w:t xml:space="preserve">sourced from </w:t>
+      </w:r>
+      <w:proofErr w:type="spellStart"/>
+      <w:r>
+        <w:rPr>
+          <w:bCs/>
+          <w:sz w:val="18"/>
+          <w:szCs w:val="18"/>
+        </w:rPr>
+        <w:t>JManga</w:t>
+      </w:r>
+      <w:proofErr w:type="spellEnd"/>
+      <w:r>
+        <w:rPr>
+          <w:bCs/>
+          <w:sz w:val="18"/>
+          <w:szCs w:val="18"/>
+        </w:rPr>
+        <w:t xml:space="preserve"> (old official English release)</w:t>
+      </w:r>
+      <w:r>
+        <w:rPr>
+          <w:bCs/>
+          <w:sz w:val="18"/>
+          <w:szCs w:val="18"/>
+        </w:rPr>
+        <w:t xml:space="preserve"> </w:t>
+      </w:r>
+      <w:r>
+        <w:rPr>
+          <w:sz w:val="18"/>
+          <w:szCs w:val="18"/>
+          <w:lang w:val="en-US"/>
+        </w:rPr>
+        <w:t>version of Chapter 1.</w:t>
+      </w:r>
+    </w:p>
+    <w:p>
+      <w:pPr>
+        <w:ind w:left="720" w:hanging="360"/>
+        <w:rPr>
+          <w:lang w:val="en-US"/>
+        </w:rPr>
+      </w:pPr>
+    </w:p>
+    <w:p>
+      <w:pPr>
+        <w:rPr>
           <w:rtl/>
           <w:lang w:bidi="ar-EG"/>
         </w:rPr>
@@ -2000,7 +3305,7 @@
   <w:style w:type="paragraph" w:default="1" w:styleId="Normal">
     <w:name w:val="Normal"/>
     <w:qFormat/>
-    <w:rsid w:val="00942633"/>
+    <w:rsid w:val="00A31C1E"/>
     <w:pPr>
       <w:spacing w:after="0" w:line="276" w:lineRule="auto"/>
     </w:pPr>
@@ -2550,6 +3855,19 @@
       <w:shd w:val="clear" w:color="auto" w:fill="E1DFDD"/>
     </w:rPr>
   </w:style>
+  <w:style w:type="paragraph" w:styleId="NormalWeb">
+    <w:name w:val="Normal (Web)"/>
+    <w:basedOn w:val="Normal"/>
+    <w:uiPriority w:val="99"/>
+    <w:semiHidden/>
+    <w:unhideWhenUsed/>
+    <w:rsid w:val="00955082"/>
+    <w:rPr>
+      <w:rFonts w:ascii="Times New Roman" w:hAnsi="Times New Roman" w:cs="Times New Roman"/>
+      <w:sz w:val="24"/>
+      <w:szCs w:val="24"/>
+    </w:rPr>
+  </w:style>
 </w:styles>
 </file>
 

--- a/Manga/Pupa/3-Media (size)/1-Images/1-Covers/Sources - Covers.docx
+++ b/Manga/Pupa/3-Media (size)/1-Images/1-Covers/Sources - Covers.docx
@@ -651,6 +651,14 @@
         </w:rPr>
         <w:t xml:space="preserve"> </w:t>
       </w:r>
+      <w:r>
+        <w:rPr>
+          <w:bCs/>
+          <w:sz w:val="18"/>
+          <w:szCs w:val="18"/>
+        </w:rPr>
+        <w:t xml:space="preserve">Data Path: Content Storage Folder -&gt; </w:t>
+      </w:r>
       <w:proofErr w:type="spellStart"/>
       <w:r>
         <w:rPr>
@@ -658,7 +666,7 @@
           <w:sz w:val="18"/>
           <w:szCs w:val="18"/>
         </w:rPr>
-        <w:t>StorageType</w:t>
+        <w:t>ContentStorage</w:t>
       </w:r>
       <w:proofErr w:type="spellEnd"/>
       <w:r>
@@ -667,7 +675,7 @@
           <w:sz w:val="18"/>
           <w:szCs w:val="18"/>
         </w:rPr>
-        <w:t xml:space="preserve">: Cloud -&gt; Platform: GitHub -&gt; Account: </w:t>
+        <w:t xml:space="preserve"> Database -&gt; Folders Table -&gt; ID Column: 16, </w:t>
       </w:r>
       <w:proofErr w:type="spellStart"/>
       <w:r>
@@ -676,7 +684,7 @@
           <w:sz w:val="18"/>
           <w:szCs w:val="18"/>
         </w:rPr>
-        <w:t>animekingdomelbaf</w:t>
+        <w:t>FolderOrFileName</w:t>
       </w:r>
       <w:proofErr w:type="spellEnd"/>
       <w:r>
@@ -685,25 +693,7 @@
           <w:sz w:val="18"/>
           <w:szCs w:val="18"/>
         </w:rPr>
-        <w:t xml:space="preserve"> -&gt; Repository: </w:t>
-      </w:r>
-      <w:proofErr w:type="spellStart"/>
-      <w:r>
-        <w:rPr>
-          <w:bCs/>
-          <w:sz w:val="18"/>
-          <w:szCs w:val="18"/>
-        </w:rPr>
-        <w:t>kingdomheartsManga</w:t>
-      </w:r>
-      <w:proofErr w:type="spellEnd"/>
-      <w:r>
-        <w:rPr>
-          <w:bCs/>
-          <w:sz w:val="18"/>
-          <w:szCs w:val="18"/>
-        </w:rPr>
-        <w:t xml:space="preserve"> -&gt; File: Manga/Pupa/..</w:t>
+        <w:t xml:space="preserve"> Column: Pupa</w:t>
       </w:r>
     </w:p>
     <w:p>
@@ -1493,6 +1483,14 @@
         </w:rPr>
         <w:t xml:space="preserve"> </w:t>
       </w:r>
+      <w:r>
+        <w:rPr>
+          <w:bCs/>
+          <w:sz w:val="18"/>
+          <w:szCs w:val="18"/>
+        </w:rPr>
+        <w:t xml:space="preserve">Data Path: Content Storage Folder -&gt; </w:t>
+      </w:r>
       <w:proofErr w:type="spellStart"/>
       <w:r>
         <w:rPr>
@@ -1500,7 +1498,7 @@
           <w:sz w:val="18"/>
           <w:szCs w:val="18"/>
         </w:rPr>
-        <w:t>StorageType</w:t>
+        <w:t>ContentStorage</w:t>
       </w:r>
       <w:proofErr w:type="spellEnd"/>
       <w:r>
@@ -1509,7 +1507,7 @@
           <w:sz w:val="18"/>
           <w:szCs w:val="18"/>
         </w:rPr>
-        <w:t xml:space="preserve">: Cloud -&gt; Platform: GitHub -&gt; Account: </w:t>
+        <w:t xml:space="preserve"> Database -&gt; Folders Table -&gt; ID Column: 16, </w:t>
       </w:r>
       <w:proofErr w:type="spellStart"/>
       <w:r>
@@ -1518,7 +1516,7 @@
           <w:sz w:val="18"/>
           <w:szCs w:val="18"/>
         </w:rPr>
-        <w:t>animekingdomelbaf</w:t>
+        <w:t>FolderOrFileName</w:t>
       </w:r>
       <w:proofErr w:type="spellEnd"/>
       <w:r>
@@ -1527,25 +1525,7 @@
           <w:sz w:val="18"/>
           <w:szCs w:val="18"/>
         </w:rPr>
-        <w:t xml:space="preserve"> -&gt; Repository: </w:t>
-      </w:r>
-      <w:proofErr w:type="spellStart"/>
-      <w:r>
-        <w:rPr>
-          <w:bCs/>
-          <w:sz w:val="18"/>
-          <w:szCs w:val="18"/>
-        </w:rPr>
-        <w:t>kingdomheartsManga</w:t>
-      </w:r>
-      <w:proofErr w:type="spellEnd"/>
-      <w:r>
-        <w:rPr>
-          <w:bCs/>
-          <w:sz w:val="18"/>
-          <w:szCs w:val="18"/>
-        </w:rPr>
-        <w:t xml:space="preserve"> -&gt; File: Manga/Pupa/..</w:t>
+        <w:t xml:space="preserve"> Column: Pupa</w:t>
       </w:r>
     </w:p>
     <w:p>
@@ -1603,25 +1583,7 @@
           <w:sz w:val="18"/>
           <w:szCs w:val="18"/>
         </w:rPr>
-        <w:t xml:space="preserve">sourced from </w:t>
-      </w:r>
-      <w:proofErr w:type="spellStart"/>
-      <w:r>
-        <w:rPr>
-          <w:bCs/>
-          <w:sz w:val="18"/>
-          <w:szCs w:val="18"/>
-        </w:rPr>
-        <w:t>JManga</w:t>
-      </w:r>
-      <w:proofErr w:type="spellEnd"/>
-      <w:r>
-        <w:rPr>
-          <w:bCs/>
-          <w:sz w:val="18"/>
-          <w:szCs w:val="18"/>
-        </w:rPr>
-        <w:t xml:space="preserve"> (old official English release)</w:t>
+        <w:t>sourced from JManga (old official English release)</w:t>
       </w:r>
       <w:r>
         <w:rPr>
@@ -2549,6 +2511,14 @@
         </w:rPr>
         <w:t xml:space="preserve"> </w:t>
       </w:r>
+      <w:r>
+        <w:rPr>
+          <w:bCs/>
+          <w:sz w:val="18"/>
+          <w:szCs w:val="18"/>
+        </w:rPr>
+        <w:t xml:space="preserve">Data Path: Content Storage Folder -&gt; </w:t>
+      </w:r>
       <w:proofErr w:type="spellStart"/>
       <w:r>
         <w:rPr>
@@ -2556,7 +2526,7 @@
           <w:sz w:val="18"/>
           <w:szCs w:val="18"/>
         </w:rPr>
-        <w:t>StorageType</w:t>
+        <w:t>ContentStorage</w:t>
       </w:r>
       <w:proofErr w:type="spellEnd"/>
       <w:r>
@@ -2565,7 +2535,7 @@
           <w:sz w:val="18"/>
           <w:szCs w:val="18"/>
         </w:rPr>
-        <w:t xml:space="preserve">: Cloud -&gt; Platform: GitHub -&gt; Account: </w:t>
+        <w:t xml:space="preserve"> Database -&gt; Folders Table -&gt; ID Column: 16, </w:t>
       </w:r>
       <w:proofErr w:type="spellStart"/>
       <w:r>
@@ -2574,7 +2544,7 @@
           <w:sz w:val="18"/>
           <w:szCs w:val="18"/>
         </w:rPr>
-        <w:t>animekingdomelbaf</w:t>
+        <w:t>FolderOrFileName</w:t>
       </w:r>
       <w:proofErr w:type="spellEnd"/>
       <w:r>
@@ -2583,25 +2553,7 @@
           <w:sz w:val="18"/>
           <w:szCs w:val="18"/>
         </w:rPr>
-        <w:t xml:space="preserve"> -&gt; Repository: </w:t>
-      </w:r>
-      <w:proofErr w:type="spellStart"/>
-      <w:r>
-        <w:rPr>
-          <w:bCs/>
-          <w:sz w:val="18"/>
-          <w:szCs w:val="18"/>
-        </w:rPr>
-        <w:t>kingdomheartsManga</w:t>
-      </w:r>
-      <w:proofErr w:type="spellEnd"/>
-      <w:r>
-        <w:rPr>
-          <w:bCs/>
-          <w:sz w:val="18"/>
-          <w:szCs w:val="18"/>
-        </w:rPr>
-        <w:t xml:space="preserve"> -&gt; File: Manga/Pupa/..</w:t>
+        <w:t xml:space="preserve"> Column: Pupa</w:t>
       </w:r>
     </w:p>
     <w:p>
@@ -2659,25 +2611,7 @@
           <w:sz w:val="18"/>
           <w:szCs w:val="18"/>
         </w:rPr>
-        <w:t xml:space="preserve">sourced from </w:t>
-      </w:r>
-      <w:proofErr w:type="spellStart"/>
-      <w:r>
-        <w:rPr>
-          <w:bCs/>
-          <w:sz w:val="18"/>
-          <w:szCs w:val="18"/>
-        </w:rPr>
-        <w:t>JManga</w:t>
-      </w:r>
-      <w:proofErr w:type="spellEnd"/>
-      <w:r>
-        <w:rPr>
-          <w:bCs/>
-          <w:sz w:val="18"/>
-          <w:szCs w:val="18"/>
-        </w:rPr>
-        <w:t xml:space="preserve"> (old official English release)</w:t>
+        <w:t>sourced from JManga (old official English release)</w:t>
       </w:r>
       <w:r>
         <w:rPr>

--- a/Manga/Pupa/3-Media (size)/1-Images/1-Covers/Sources - Covers.docx
+++ b/Manga/Pupa/3-Media (size)/1-Images/1-Covers/Sources - Covers.docx
@@ -98,25 +98,7 @@
           <w:sz w:val="18"/>
           <w:szCs w:val="18"/>
         </w:rPr>
-        <w:t xml:space="preserve">[Comic_Star_1_2014.webp -&gt; </w:t>
-      </w:r>
-      <w:proofErr w:type="spellStart"/>
-      <w:r>
-        <w:rPr>
-          <w:bCs/>
-          <w:sz w:val="18"/>
-          <w:szCs w:val="18"/>
-        </w:rPr>
-        <w:t>pupa.webp</w:t>
-      </w:r>
-      <w:proofErr w:type="spellEnd"/>
-      <w:r>
-        <w:rPr>
-          <w:bCs/>
-          <w:sz w:val="18"/>
-          <w:szCs w:val="18"/>
-        </w:rPr>
-        <w:t>] [Pupa Manga Cover]</w:t>
+        <w:t>[Comic_Star_1_2014.webp -&gt; pupa.webp] [Pupa Manga Cover]</w:t>
       </w:r>
     </w:p>
     <w:p>
@@ -519,18 +501,8 @@
           <w:sz w:val="18"/>
           <w:szCs w:val="18"/>
         </w:rPr>
-        <w:t>.</w:t>
-      </w:r>
-      <w:proofErr w:type="spellStart"/>
-      <w:r>
-        <w:rPr>
-          <w:bCs/>
-          <w:sz w:val="18"/>
-          <w:szCs w:val="18"/>
-        </w:rPr>
-        <w:t>webp</w:t>
-      </w:r>
-      <w:proofErr w:type="spellEnd"/>
+        <w:t>.webp</w:t>
+      </w:r>
     </w:p>
     <w:p>
       <w:pPr>
@@ -657,43 +629,7 @@
           <w:sz w:val="18"/>
           <w:szCs w:val="18"/>
         </w:rPr>
-        <w:t xml:space="preserve">Data Path: Content Storage Folder -&gt; </w:t>
-      </w:r>
-      <w:proofErr w:type="spellStart"/>
-      <w:r>
-        <w:rPr>
-          <w:bCs/>
-          <w:sz w:val="18"/>
-          <w:szCs w:val="18"/>
-        </w:rPr>
-        <w:t>ContentStorage</w:t>
-      </w:r>
-      <w:proofErr w:type="spellEnd"/>
-      <w:r>
-        <w:rPr>
-          <w:bCs/>
-          <w:sz w:val="18"/>
-          <w:szCs w:val="18"/>
-        </w:rPr>
-        <w:t xml:space="preserve"> Database -&gt; Folders Table -&gt; ID Column: 16, </w:t>
-      </w:r>
-      <w:proofErr w:type="spellStart"/>
-      <w:r>
-        <w:rPr>
-          <w:bCs/>
-          <w:sz w:val="18"/>
-          <w:szCs w:val="18"/>
-        </w:rPr>
-        <w:t>FolderOrFileName</w:t>
-      </w:r>
-      <w:proofErr w:type="spellEnd"/>
-      <w:r>
-        <w:rPr>
-          <w:bCs/>
-          <w:sz w:val="18"/>
-          <w:szCs w:val="18"/>
-        </w:rPr>
-        <w:t xml:space="preserve"> Column: Pupa</w:t>
+        <w:t>Data Path: Content Storage Folder -&gt; ContentStorage Database -&gt; Folders Table -&gt; ID Column: 16, FolderOrFileName Column: Pupa</w:t>
       </w:r>
     </w:p>
     <w:p>
@@ -935,23 +871,13 @@
         </w:rPr>
         <w:t xml:space="preserve"> </w:t>
       </w:r>
-      <w:proofErr w:type="spellStart"/>
-      <w:r>
-        <w:rPr>
-          <w:bCs/>
-          <w:sz w:val="18"/>
-          <w:szCs w:val="18"/>
-        </w:rPr>
-        <w:t>MangaDex</w:t>
-      </w:r>
-      <w:proofErr w:type="spellEnd"/>
-      <w:r>
-        <w:rPr>
-          <w:bCs/>
-          <w:sz w:val="18"/>
-          <w:szCs w:val="18"/>
-        </w:rPr>
-        <w:t xml:space="preserve"> (https://mangadex.org)</w:t>
+      <w:r>
+        <w:rPr>
+          <w:bCs/>
+          <w:sz w:val="18"/>
+          <w:szCs w:val="18"/>
+        </w:rPr>
+        <w:t>MangaDex (https://mangadex.org)</w:t>
       </w:r>
     </w:p>
     <w:p>
@@ -1047,23 +973,13 @@
         </w:rPr>
         <w:t xml:space="preserve"> </w:t>
       </w:r>
-      <w:proofErr w:type="spellStart"/>
-      <w:r>
-        <w:rPr>
-          <w:bCs/>
-          <w:sz w:val="18"/>
-          <w:szCs w:val="18"/>
-        </w:rPr>
-        <w:t>blob:https</w:t>
-      </w:r>
-      <w:proofErr w:type="spellEnd"/>
-      <w:r>
-        <w:rPr>
-          <w:bCs/>
-          <w:sz w:val="18"/>
-          <w:szCs w:val="18"/>
-        </w:rPr>
-        <w:t>://mangadex.org/27b9cdd7-77c5-4f8a-bfec-435787e144fb</w:t>
+      <w:r>
+        <w:rPr>
+          <w:bCs/>
+          <w:sz w:val="18"/>
+          <w:szCs w:val="18"/>
+        </w:rPr>
+        <w:t>blob:https://mangadex.org/27b9cdd7-77c5-4f8a-bfec-435787e144fb</w:t>
       </w:r>
     </w:p>
     <w:p>
@@ -1103,25 +1019,7 @@
           <w:sz w:val="18"/>
           <w:szCs w:val="18"/>
         </w:rPr>
-        <w:t>https://uploads.mangadex.org [</w:t>
-      </w:r>
-      <w:proofErr w:type="spellStart"/>
-      <w:r>
-        <w:rPr>
-          <w:bCs/>
-          <w:sz w:val="18"/>
-          <w:szCs w:val="18"/>
-        </w:rPr>
-        <w:t>MangaDex</w:t>
-      </w:r>
-      <w:proofErr w:type="spellEnd"/>
-      <w:r>
-        <w:rPr>
-          <w:bCs/>
-          <w:sz w:val="18"/>
-          <w:szCs w:val="18"/>
-        </w:rPr>
-        <w:t xml:space="preserve"> CDN Server – Primary Image Delivery]</w:t>
+        <w:t>https://uploads.mangadex.org [MangaDex CDN Server – Primary Image Delivery]</w:t>
       </w:r>
     </w:p>
     <w:p>
@@ -1489,43 +1387,7 @@
           <w:sz w:val="18"/>
           <w:szCs w:val="18"/>
         </w:rPr>
-        <w:t xml:space="preserve">Data Path: Content Storage Folder -&gt; </w:t>
-      </w:r>
-      <w:proofErr w:type="spellStart"/>
-      <w:r>
-        <w:rPr>
-          <w:bCs/>
-          <w:sz w:val="18"/>
-          <w:szCs w:val="18"/>
-        </w:rPr>
-        <w:t>ContentStorage</w:t>
-      </w:r>
-      <w:proofErr w:type="spellEnd"/>
-      <w:r>
-        <w:rPr>
-          <w:bCs/>
-          <w:sz w:val="18"/>
-          <w:szCs w:val="18"/>
-        </w:rPr>
-        <w:t xml:space="preserve"> Database -&gt; Folders Table -&gt; ID Column: 16, </w:t>
-      </w:r>
-      <w:proofErr w:type="spellStart"/>
-      <w:r>
-        <w:rPr>
-          <w:bCs/>
-          <w:sz w:val="18"/>
-          <w:szCs w:val="18"/>
-        </w:rPr>
-        <w:t>FolderOrFileName</w:t>
-      </w:r>
-      <w:proofErr w:type="spellEnd"/>
-      <w:r>
-        <w:rPr>
-          <w:bCs/>
-          <w:sz w:val="18"/>
-          <w:szCs w:val="18"/>
-        </w:rPr>
-        <w:t xml:space="preserve"> Column: Pupa</w:t>
+        <w:t>Data Path: Content Storage Folder -&gt; ContentStorage Database -&gt; Folders Table -&gt; ID Column: 16, FolderOrFileName Column: Pupa</w:t>
       </w:r>
     </w:p>
     <w:p>
@@ -1883,23 +1745,13 @@
         </w:rPr>
         <w:t xml:space="preserve"> </w:t>
       </w:r>
-      <w:proofErr w:type="spellStart"/>
-      <w:r>
-        <w:rPr>
-          <w:bCs/>
-          <w:sz w:val="18"/>
-          <w:szCs w:val="18"/>
-        </w:rPr>
-        <w:t>MangaDex</w:t>
-      </w:r>
-      <w:proofErr w:type="spellEnd"/>
-      <w:r>
-        <w:rPr>
-          <w:bCs/>
-          <w:sz w:val="18"/>
-          <w:szCs w:val="18"/>
-        </w:rPr>
-        <w:t xml:space="preserve"> (https://mangadex.org)</w:t>
+      <w:r>
+        <w:rPr>
+          <w:bCs/>
+          <w:sz w:val="18"/>
+          <w:szCs w:val="18"/>
+        </w:rPr>
+        <w:t>MangaDex (https://mangadex.org)</w:t>
       </w:r>
     </w:p>
     <w:p>
@@ -1979,23 +1831,13 @@
         </w:rPr>
         <w:t xml:space="preserve">-&gt; </w:t>
       </w:r>
-      <w:proofErr w:type="spellStart"/>
-      <w:r>
-        <w:rPr>
-          <w:bCs/>
-          <w:sz w:val="18"/>
-          <w:szCs w:val="18"/>
-        </w:rPr>
-        <w:t>blob:https</w:t>
-      </w:r>
-      <w:proofErr w:type="spellEnd"/>
-      <w:r>
-        <w:rPr>
-          <w:bCs/>
-          <w:sz w:val="18"/>
-          <w:szCs w:val="18"/>
-        </w:rPr>
-        <w:t>://mangadex.org/5ca150d7-17c6-4862-a952-39bedba6034f</w:t>
+      <w:r>
+        <w:rPr>
+          <w:bCs/>
+          <w:sz w:val="18"/>
+          <w:szCs w:val="18"/>
+        </w:rPr>
+        <w:t>blob:https://mangadex.org/5ca150d7-17c6-4862-a952-39bedba6034f</w:t>
       </w:r>
     </w:p>
     <w:p>
@@ -2035,25 +1877,7 @@
           <w:sz w:val="18"/>
           <w:szCs w:val="18"/>
         </w:rPr>
-        <w:t>https://uploads.mangadex.org [</w:t>
-      </w:r>
-      <w:proofErr w:type="spellStart"/>
-      <w:r>
-        <w:rPr>
-          <w:bCs/>
-          <w:sz w:val="18"/>
-          <w:szCs w:val="18"/>
-        </w:rPr>
-        <w:t>MangaDex</w:t>
-      </w:r>
-      <w:proofErr w:type="spellEnd"/>
-      <w:r>
-        <w:rPr>
-          <w:bCs/>
-          <w:sz w:val="18"/>
-          <w:szCs w:val="18"/>
-        </w:rPr>
-        <w:t xml:space="preserve"> CDN Server – Primary Image Delivery]</w:t>
+        <w:t>https://uploads.mangadex.org [MangaDex CDN Server – Primary Image Delivery]</w:t>
       </w:r>
     </w:p>
     <w:p>
@@ -2517,50 +2341,13 @@
           <w:sz w:val="18"/>
           <w:szCs w:val="18"/>
         </w:rPr>
-        <w:t xml:space="preserve">Data Path: Content Storage Folder -&gt; </w:t>
-      </w:r>
-      <w:proofErr w:type="spellStart"/>
-      <w:r>
-        <w:rPr>
-          <w:bCs/>
-          <w:sz w:val="18"/>
-          <w:szCs w:val="18"/>
-        </w:rPr>
-        <w:t>ContentStorage</w:t>
-      </w:r>
-      <w:proofErr w:type="spellEnd"/>
-      <w:r>
-        <w:rPr>
-          <w:bCs/>
-          <w:sz w:val="18"/>
-          <w:szCs w:val="18"/>
-        </w:rPr>
-        <w:t xml:space="preserve"> Database -&gt; Folders Table -&gt; ID Column: 16, </w:t>
-      </w:r>
-      <w:proofErr w:type="spellStart"/>
-      <w:r>
-        <w:rPr>
-          <w:bCs/>
-          <w:sz w:val="18"/>
-          <w:szCs w:val="18"/>
-        </w:rPr>
-        <w:t>FolderOrFileName</w:t>
-      </w:r>
-      <w:proofErr w:type="spellEnd"/>
-      <w:r>
-        <w:rPr>
-          <w:bCs/>
-          <w:sz w:val="18"/>
-          <w:szCs w:val="18"/>
-        </w:rPr>
-        <w:t xml:space="preserve"> Column: Pupa</w:t>
-      </w:r>
-    </w:p>
-    <w:p>
-      <w:pPr>
-        <w:ind w:left="720"/>
-        <w:rPr>
-          <w:bCs/>
+        <w:t>Data Path: Content Storage Folder -&gt; ContentStorage Database -&gt; Folders Table -&gt; ID Column: 16, FolderOrFileName Column: Pupa</w:t>
+      </w:r>
+    </w:p>
+    <w:p>
+      <w:pPr>
+        <w:ind w:left="720"/>
+        <w:rPr>
           <w:sz w:val="18"/>
           <w:szCs w:val="18"/>
           <w:lang w:val="en-US"/>
@@ -2628,6 +2415,896 @@
           <w:lang w:val="en-US"/>
         </w:rPr>
         <w:t>version of Chapter 1.</w:t>
+      </w:r>
+    </w:p>
+    <w:p>
+      <w:pPr>
+        <w:ind w:left="720"/>
+        <w:rPr>
+          <w:sz w:val="18"/>
+          <w:szCs w:val="18"/>
+          <w:lang w:val="en-US"/>
+        </w:rPr>
+      </w:pPr>
+    </w:p>
+    <w:p>
+      <w:pPr>
+        <w:ind w:left="720"/>
+        <w:rPr>
+          <w:sz w:val="18"/>
+          <w:szCs w:val="18"/>
+          <w:lang w:val="en-US"/>
+        </w:rPr>
+      </w:pPr>
+    </w:p>
+    <w:p>
+      <w:pPr>
+        <w:pStyle w:val="ListParagraph"/>
+        <w:numPr>
+          <w:ilvl w:val="0"/>
+          <w:numId w:val="1"/>
+        </w:numPr>
+        <w:rPr>
+          <w:sz w:val="18"/>
+          <w:szCs w:val="18"/>
+        </w:rPr>
+      </w:pPr>
+      <w:r>
+        <w:rPr>
+          <w:bCs/>
+          <w:sz w:val="18"/>
+          <w:szCs w:val="18"/>
+        </w:rPr>
+        <w:t>*</w:t>
+      </w:r>
+      <w:r>
+        <w:rPr>
+          <w:b/>
+          <w:sz w:val="18"/>
+          <w:szCs w:val="18"/>
+        </w:rPr>
+        <w:t xml:space="preserve"> </w:t>
+      </w:r>
+      <w:r>
+        <w:rPr>
+          <w:b/>
+          <w:sz w:val="18"/>
+          <w:szCs w:val="18"/>
+        </w:rPr>
+        <w:t xml:space="preserve">ID: </w:t>
+      </w:r>
+      <w:r>
+        <w:rPr>
+          <w:bCs/>
+          <w:sz w:val="18"/>
+          <w:szCs w:val="18"/>
+        </w:rPr>
+        <w:t>293</w:t>
+      </w:r>
+      <w:r>
+        <w:rPr>
+          <w:sz w:val="18"/>
+          <w:szCs w:val="18"/>
+        </w:rPr>
+        <w:br/>
+        <w:t>*</w:t>
+      </w:r>
+      <w:r>
+        <w:rPr>
+          <w:b/>
+          <w:sz w:val="18"/>
+          <w:szCs w:val="18"/>
+        </w:rPr>
+        <w:t xml:space="preserve"> </w:t>
+      </w:r>
+      <w:r>
+        <w:rPr>
+          <w:b/>
+          <w:sz w:val="18"/>
+          <w:szCs w:val="18"/>
+        </w:rPr>
+        <w:t xml:space="preserve">Content </w:t>
+      </w:r>
+      <w:r>
+        <w:rPr>
+          <w:b/>
+          <w:sz w:val="18"/>
+          <w:szCs w:val="18"/>
+        </w:rPr>
+        <w:t xml:space="preserve">Title: </w:t>
+      </w:r>
+      <w:r>
+        <w:rPr>
+          <w:bCs/>
+          <w:sz w:val="18"/>
+          <w:szCs w:val="18"/>
+        </w:rPr>
+        <w:t>[</w:t>
+      </w:r>
+      <w:r>
+        <w:rPr>
+          <w:bCs/>
+          <w:sz w:val="18"/>
+          <w:szCs w:val="18"/>
+        </w:rPr>
+        <w:t>Volume_3.webp</w:t>
+      </w:r>
+      <w:r>
+        <w:rPr>
+          <w:bCs/>
+          <w:sz w:val="18"/>
+          <w:szCs w:val="18"/>
+        </w:rPr>
+        <w:t xml:space="preserve"> </w:t>
+      </w:r>
+      <w:r>
+        <w:rPr>
+          <w:bCs/>
+          <w:sz w:val="18"/>
+          <w:szCs w:val="18"/>
+        </w:rPr>
+        <w:t xml:space="preserve">-&gt; </w:t>
+      </w:r>
+      <w:r>
+        <w:rPr>
+          <w:bCs/>
+          <w:sz w:val="18"/>
+          <w:szCs w:val="18"/>
+        </w:rPr>
+        <w:t xml:space="preserve">Pupa Volume </w:t>
+      </w:r>
+      <w:r>
+        <w:rPr>
+          <w:bCs/>
+          <w:sz w:val="18"/>
+          <w:szCs w:val="18"/>
+        </w:rPr>
+        <w:t>3</w:t>
+      </w:r>
+      <w:r>
+        <w:rPr>
+          <w:bCs/>
+          <w:sz w:val="18"/>
+          <w:szCs w:val="18"/>
+        </w:rPr>
+        <w:t xml:space="preserve"> Cover</w:t>
+      </w:r>
+      <w:r>
+        <w:rPr>
+          <w:bCs/>
+          <w:sz w:val="18"/>
+          <w:szCs w:val="18"/>
+        </w:rPr>
+        <w:t>.</w:t>
+      </w:r>
+      <w:r>
+        <w:rPr>
+          <w:bCs/>
+          <w:sz w:val="18"/>
+          <w:szCs w:val="18"/>
+        </w:rPr>
+        <w:t xml:space="preserve"> webp</w:t>
+      </w:r>
+      <w:r>
+        <w:rPr>
+          <w:bCs/>
+          <w:sz w:val="18"/>
+          <w:szCs w:val="18"/>
+        </w:rPr>
+        <w:t xml:space="preserve">] [Pupa Volume </w:t>
+      </w:r>
+      <w:r>
+        <w:rPr>
+          <w:bCs/>
+          <w:sz w:val="18"/>
+          <w:szCs w:val="18"/>
+        </w:rPr>
+        <w:t>3</w:t>
+      </w:r>
+      <w:r>
+        <w:rPr>
+          <w:bCs/>
+          <w:sz w:val="18"/>
+          <w:szCs w:val="18"/>
+        </w:rPr>
+        <w:t xml:space="preserve"> </w:t>
+      </w:r>
+      <w:r>
+        <w:rPr>
+          <w:bCs/>
+          <w:sz w:val="18"/>
+          <w:szCs w:val="18"/>
+        </w:rPr>
+        <w:t>Cover]</w:t>
+      </w:r>
+    </w:p>
+    <w:p>
+      <w:pPr>
+        <w:pStyle w:val="ListParagraph"/>
+        <w:rPr>
+          <w:sz w:val="18"/>
+          <w:szCs w:val="18"/>
+        </w:rPr>
+      </w:pPr>
+      <w:r>
+        <w:rPr>
+          <w:sz w:val="18"/>
+          <w:szCs w:val="18"/>
+        </w:rPr>
+        <w:t>*</w:t>
+      </w:r>
+      <w:r>
+        <w:rPr>
+          <w:b/>
+          <w:sz w:val="18"/>
+          <w:szCs w:val="18"/>
+        </w:rPr>
+        <w:t xml:space="preserve"> Content Type: </w:t>
+      </w:r>
+      <w:r>
+        <w:rPr>
+          <w:bCs/>
+          <w:sz w:val="18"/>
+          <w:szCs w:val="18"/>
+        </w:rPr>
+        <w:t>Image</w:t>
+      </w:r>
+    </w:p>
+    <w:p>
+      <w:pPr>
+        <w:ind w:left="720"/>
+        <w:rPr>
+          <w:sz w:val="18"/>
+          <w:szCs w:val="18"/>
+        </w:rPr>
+      </w:pPr>
+      <w:r>
+        <w:rPr>
+          <w:sz w:val="18"/>
+          <w:szCs w:val="18"/>
+        </w:rPr>
+        <w:t>*</w:t>
+      </w:r>
+      <w:r>
+        <w:rPr>
+          <w:b/>
+          <w:sz w:val="18"/>
+          <w:szCs w:val="18"/>
+        </w:rPr>
+        <w:t xml:space="preserve"> Content Domain:</w:t>
+      </w:r>
+      <w:r>
+        <w:rPr>
+          <w:b/>
+          <w:sz w:val="18"/>
+          <w:szCs w:val="18"/>
+        </w:rPr>
+        <w:t xml:space="preserve"> </w:t>
+      </w:r>
+      <w:r>
+        <w:rPr>
+          <w:bCs/>
+          <w:sz w:val="18"/>
+          <w:szCs w:val="18"/>
+        </w:rPr>
+        <w:t>Entertainment</w:t>
+      </w:r>
+    </w:p>
+    <w:p>
+      <w:pPr>
+        <w:ind w:left="720"/>
+        <w:rPr>
+          <w:sz w:val="18"/>
+          <w:szCs w:val="18"/>
+        </w:rPr>
+      </w:pPr>
+      <w:r>
+        <w:rPr>
+          <w:sz w:val="18"/>
+          <w:szCs w:val="18"/>
+        </w:rPr>
+        <w:t>*</w:t>
+      </w:r>
+      <w:r>
+        <w:rPr>
+          <w:b/>
+          <w:sz w:val="18"/>
+          <w:szCs w:val="18"/>
+        </w:rPr>
+        <w:t xml:space="preserve"> Source Platform:</w:t>
+      </w:r>
+      <w:r>
+        <w:rPr>
+          <w:b/>
+          <w:sz w:val="18"/>
+          <w:szCs w:val="18"/>
+        </w:rPr>
+        <w:t xml:space="preserve"> </w:t>
+      </w:r>
+      <w:r>
+        <w:rPr>
+          <w:bCs/>
+          <w:sz w:val="18"/>
+          <w:szCs w:val="18"/>
+        </w:rPr>
+        <w:t>Fandom (https://www.fandom.com)</w:t>
+      </w:r>
+    </w:p>
+    <w:p>
+      <w:pPr>
+        <w:ind w:left="720"/>
+        <w:rPr>
+          <w:sz w:val="18"/>
+          <w:szCs w:val="18"/>
+        </w:rPr>
+      </w:pPr>
+      <w:r>
+        <w:rPr>
+          <w:sz w:val="18"/>
+          <w:szCs w:val="18"/>
+        </w:rPr>
+        <w:t>*</w:t>
+      </w:r>
+      <w:r>
+        <w:rPr>
+          <w:b/>
+          <w:sz w:val="18"/>
+          <w:szCs w:val="18"/>
+        </w:rPr>
+        <w:t xml:space="preserve"> Source Reference:</w:t>
+      </w:r>
+      <w:r>
+        <w:rPr>
+          <w:b/>
+          <w:sz w:val="18"/>
+          <w:szCs w:val="18"/>
+        </w:rPr>
+        <w:t xml:space="preserve"> </w:t>
+      </w:r>
+      <w:hyperlink r:id="rId10" w:history="1">
+        <w:r>
+          <w:rPr>
+            <w:rStyle w:val="Hyperlink"/>
+            <w:bCs/>
+            <w:sz w:val="18"/>
+            <w:szCs w:val="18"/>
+          </w:rPr>
+          <w:t>https://pupa.fandom.com/wiki/Volume_3</w:t>
+        </w:r>
+      </w:hyperlink>
+      <w:r>
+        <w:rPr>
+          <w:bCs/>
+          <w:sz w:val="18"/>
+          <w:szCs w:val="18"/>
+        </w:rPr>
+        <w:t xml:space="preserve"> -&gt; </w:t>
+      </w:r>
+      <w:hyperlink r:id="rId11" w:history="1">
+        <w:r>
+          <w:rPr>
+            <w:rStyle w:val="Hyperlink"/>
+            <w:bCs/>
+            <w:sz w:val="18"/>
+            <w:szCs w:val="18"/>
+          </w:rPr>
+          <w:t>https://static.wikia.nocookie.net/pupa/images/7/75/Volume_3.png/revision/latest?cb=20131224021441</w:t>
+        </w:r>
+      </w:hyperlink>
+    </w:p>
+    <w:p>
+      <w:pPr>
+        <w:ind w:left="720"/>
+        <w:rPr>
+          <w:bCs/>
+          <w:sz w:val="18"/>
+          <w:szCs w:val="18"/>
+        </w:rPr>
+      </w:pPr>
+      <w:r>
+        <w:rPr>
+          <w:sz w:val="18"/>
+          <w:szCs w:val="18"/>
+        </w:rPr>
+        <w:t>*</w:t>
+      </w:r>
+      <w:r>
+        <w:rPr>
+          <w:b/>
+          <w:sz w:val="18"/>
+          <w:szCs w:val="18"/>
+        </w:rPr>
+        <w:t xml:space="preserve"> Source Storage Host:</w:t>
+      </w:r>
+      <w:r>
+        <w:rPr>
+          <w:b/>
+          <w:sz w:val="18"/>
+          <w:szCs w:val="18"/>
+        </w:rPr>
+        <w:t xml:space="preserve"> </w:t>
+      </w:r>
+      <w:r>
+        <w:rPr>
+          <w:bCs/>
+          <w:sz w:val="18"/>
+          <w:szCs w:val="18"/>
+        </w:rPr>
+        <w:t>https://www.fandom.com [Fandom Main Web Server]</w:t>
+      </w:r>
+    </w:p>
+    <w:p>
+      <w:pPr>
+        <w:ind w:left="720"/>
+        <w:rPr>
+          <w:sz w:val="18"/>
+          <w:szCs w:val="18"/>
+        </w:rPr>
+      </w:pPr>
+      <w:r>
+        <w:rPr>
+          <w:sz w:val="18"/>
+          <w:szCs w:val="18"/>
+        </w:rPr>
+        <w:t>*</w:t>
+      </w:r>
+      <w:r>
+        <w:rPr>
+          <w:b/>
+          <w:sz w:val="18"/>
+          <w:szCs w:val="18"/>
+        </w:rPr>
+        <w:t xml:space="preserve"> Content Derivation Type:</w:t>
+      </w:r>
+      <w:r>
+        <w:rPr>
+          <w:b/>
+          <w:sz w:val="18"/>
+          <w:szCs w:val="18"/>
+        </w:rPr>
+        <w:t xml:space="preserve"> </w:t>
+      </w:r>
+      <w:r>
+        <w:rPr>
+          <w:bCs/>
+          <w:sz w:val="18"/>
+          <w:szCs w:val="18"/>
+        </w:rPr>
+        <w:t>Downloaded</w:t>
+      </w:r>
+    </w:p>
+    <w:p>
+      <w:pPr>
+        <w:ind w:left="720"/>
+        <w:rPr>
+          <w:sz w:val="18"/>
+          <w:szCs w:val="18"/>
+        </w:rPr>
+      </w:pPr>
+      <w:r>
+        <w:rPr>
+          <w:sz w:val="18"/>
+          <w:szCs w:val="18"/>
+        </w:rPr>
+        <w:t>*</w:t>
+      </w:r>
+      <w:r>
+        <w:rPr>
+          <w:b/>
+          <w:sz w:val="18"/>
+          <w:szCs w:val="18"/>
+        </w:rPr>
+        <w:t xml:space="preserve"> Content Acquisition Method:</w:t>
+      </w:r>
+      <w:r>
+        <w:rPr>
+          <w:b/>
+          <w:sz w:val="18"/>
+          <w:szCs w:val="18"/>
+        </w:rPr>
+        <w:t xml:space="preserve"> </w:t>
+      </w:r>
+      <w:r>
+        <w:rPr>
+          <w:bCs/>
+          <w:sz w:val="18"/>
+          <w:szCs w:val="18"/>
+        </w:rPr>
+        <w:t>Web Browser: Direct Save [Saved image directly from browser]</w:t>
+      </w:r>
+    </w:p>
+    <w:p>
+      <w:pPr>
+        <w:ind w:left="720"/>
+        <w:rPr>
+          <w:sz w:val="18"/>
+          <w:szCs w:val="18"/>
+        </w:rPr>
+      </w:pPr>
+      <w:r>
+        <w:rPr>
+          <w:sz w:val="18"/>
+          <w:szCs w:val="18"/>
+        </w:rPr>
+        <w:t>*</w:t>
+      </w:r>
+      <w:r>
+        <w:rPr>
+          <w:b/>
+          <w:sz w:val="18"/>
+          <w:szCs w:val="18"/>
+        </w:rPr>
+        <w:t xml:space="preserve"> Content Acquisition Date:</w:t>
+      </w:r>
+      <w:r>
+        <w:rPr>
+          <w:b/>
+          <w:sz w:val="18"/>
+          <w:szCs w:val="18"/>
+        </w:rPr>
+        <w:t xml:space="preserve"> </w:t>
+      </w:r>
+      <w:r>
+        <w:rPr>
+          <w:bCs/>
+          <w:sz w:val="18"/>
+          <w:szCs w:val="18"/>
+        </w:rPr>
+        <w:t>5</w:t>
+      </w:r>
+      <w:r>
+        <w:rPr>
+          <w:bCs/>
+          <w:sz w:val="18"/>
+          <w:szCs w:val="18"/>
+        </w:rPr>
+        <w:t>/</w:t>
+      </w:r>
+      <w:r>
+        <w:rPr>
+          <w:bCs/>
+          <w:sz w:val="18"/>
+          <w:szCs w:val="18"/>
+        </w:rPr>
+        <w:t>22</w:t>
+      </w:r>
+      <w:r>
+        <w:rPr>
+          <w:bCs/>
+          <w:sz w:val="18"/>
+          <w:szCs w:val="18"/>
+        </w:rPr>
+        <w:t>/202</w:t>
+      </w:r>
+      <w:r>
+        <w:rPr>
+          <w:bCs/>
+          <w:sz w:val="18"/>
+          <w:szCs w:val="18"/>
+        </w:rPr>
+        <w:t>6</w:t>
+      </w:r>
+    </w:p>
+    <w:p>
+      <w:pPr>
+        <w:ind w:left="720"/>
+        <w:rPr>
+          <w:sz w:val="18"/>
+          <w:szCs w:val="18"/>
+        </w:rPr>
+      </w:pPr>
+      <w:r>
+        <w:rPr>
+          <w:sz w:val="18"/>
+          <w:szCs w:val="18"/>
+        </w:rPr>
+        <w:t>*</w:t>
+      </w:r>
+      <w:r>
+        <w:rPr>
+          <w:b/>
+          <w:sz w:val="18"/>
+          <w:szCs w:val="18"/>
+        </w:rPr>
+        <w:t xml:space="preserve"> Content File Format:</w:t>
+      </w:r>
+      <w:r>
+        <w:rPr>
+          <w:b/>
+          <w:sz w:val="18"/>
+          <w:szCs w:val="18"/>
+        </w:rPr>
+        <w:t xml:space="preserve"> </w:t>
+      </w:r>
+      <w:r>
+        <w:rPr>
+          <w:bCs/>
+          <w:sz w:val="18"/>
+          <w:szCs w:val="18"/>
+        </w:rPr>
+        <w:t>.</w:t>
+      </w:r>
+      <w:r>
+        <w:rPr>
+          <w:bCs/>
+          <w:sz w:val="18"/>
+          <w:szCs w:val="18"/>
+        </w:rPr>
+        <w:t xml:space="preserve"> </w:t>
+      </w:r>
+      <w:r>
+        <w:rPr>
+          <w:bCs/>
+          <w:sz w:val="18"/>
+          <w:szCs w:val="18"/>
+        </w:rPr>
+        <w:t>webp</w:t>
+      </w:r>
+    </w:p>
+    <w:p>
+      <w:pPr>
+        <w:ind w:left="720"/>
+        <w:rPr>
+          <w:sz w:val="18"/>
+          <w:szCs w:val="18"/>
+        </w:rPr>
+      </w:pPr>
+      <w:r>
+        <w:rPr>
+          <w:sz w:val="18"/>
+          <w:szCs w:val="18"/>
+        </w:rPr>
+        <w:t>*</w:t>
+      </w:r>
+      <w:r>
+        <w:rPr>
+          <w:b/>
+          <w:sz w:val="18"/>
+          <w:szCs w:val="18"/>
+        </w:rPr>
+        <w:t xml:space="preserve"> Content Size:</w:t>
+      </w:r>
+      <w:r>
+        <w:rPr>
+          <w:b/>
+          <w:sz w:val="18"/>
+          <w:szCs w:val="18"/>
+        </w:rPr>
+        <w:t xml:space="preserve"> </w:t>
+      </w:r>
+      <w:r>
+        <w:rPr>
+          <w:bCs/>
+          <w:sz w:val="18"/>
+          <w:szCs w:val="18"/>
+        </w:rPr>
+        <w:t>103</w:t>
+      </w:r>
+      <w:r>
+        <w:rPr>
+          <w:bCs/>
+          <w:sz w:val="18"/>
+          <w:szCs w:val="18"/>
+        </w:rPr>
+        <w:t xml:space="preserve"> </w:t>
+      </w:r>
+      <w:r>
+        <w:rPr>
+          <w:bCs/>
+          <w:sz w:val="18"/>
+          <w:szCs w:val="18"/>
+        </w:rPr>
+        <w:t>KB</w:t>
+      </w:r>
+    </w:p>
+    <w:p>
+      <w:pPr>
+        <w:ind w:left="720"/>
+        <w:rPr>
+          <w:sz w:val="18"/>
+          <w:szCs w:val="18"/>
+        </w:rPr>
+      </w:pPr>
+      <w:r>
+        <w:rPr>
+          <w:sz w:val="18"/>
+          <w:szCs w:val="18"/>
+        </w:rPr>
+        <w:t>*</w:t>
+      </w:r>
+      <w:r>
+        <w:rPr>
+          <w:b/>
+          <w:sz w:val="18"/>
+          <w:szCs w:val="18"/>
+        </w:rPr>
+        <w:t xml:space="preserve"> Content Attributes:</w:t>
+      </w:r>
+      <w:r>
+        <w:rPr>
+          <w:b/>
+          <w:sz w:val="18"/>
+          <w:szCs w:val="18"/>
+        </w:rPr>
+        <w:t xml:space="preserve"> </w:t>
+      </w:r>
+      <w:r>
+        <w:rPr>
+          <w:b/>
+          <w:sz w:val="18"/>
+          <w:szCs w:val="18"/>
+        </w:rPr>
+        <w:t>•</w:t>
+      </w:r>
+      <w:r>
+        <w:rPr>
+          <w:b/>
+          <w:sz w:val="18"/>
+          <w:szCs w:val="18"/>
+        </w:rPr>
+        <w:t xml:space="preserve"> </w:t>
+      </w:r>
+      <w:r>
+        <w:rPr>
+          <w:bCs/>
+          <w:sz w:val="18"/>
+          <w:szCs w:val="18"/>
+        </w:rPr>
+        <w:t xml:space="preserve">Resolution: </w:t>
+      </w:r>
+      <w:r>
+        <w:rPr>
+          <w:bCs/>
+          <w:sz w:val="18"/>
+          <w:szCs w:val="18"/>
+        </w:rPr>
+        <w:t>358</w:t>
+      </w:r>
+      <w:r>
+        <w:rPr>
+          <w:bCs/>
+          <w:sz w:val="18"/>
+          <w:szCs w:val="18"/>
+        </w:rPr>
+        <w:t xml:space="preserve"> x </w:t>
+      </w:r>
+      <w:r>
+        <w:rPr>
+          <w:bCs/>
+          <w:sz w:val="18"/>
+          <w:szCs w:val="18"/>
+        </w:rPr>
+        <w:t>500</w:t>
+      </w:r>
+      <w:r>
+        <w:rPr>
+          <w:bCs/>
+          <w:sz w:val="18"/>
+          <w:szCs w:val="18"/>
+        </w:rPr>
+        <w:t>;</w:t>
+      </w:r>
+      <w:r>
+        <w:rPr>
+          <w:bCs/>
+          <w:sz w:val="18"/>
+          <w:szCs w:val="18"/>
+        </w:rPr>
+        <w:t xml:space="preserve"> </w:t>
+      </w:r>
+      <w:r>
+        <w:rPr>
+          <w:b/>
+          <w:sz w:val="18"/>
+          <w:szCs w:val="18"/>
+        </w:rPr>
+        <w:t>•</w:t>
+      </w:r>
+      <w:r>
+        <w:rPr>
+          <w:b/>
+          <w:sz w:val="18"/>
+          <w:szCs w:val="18"/>
+        </w:rPr>
+        <w:t xml:space="preserve"> </w:t>
+      </w:r>
+      <w:r>
+        <w:rPr>
+          <w:bCs/>
+          <w:sz w:val="18"/>
+          <w:szCs w:val="18"/>
+        </w:rPr>
+        <w:t>Quality:</w:t>
+      </w:r>
+      <w:r>
+        <w:rPr>
+          <w:bCs/>
+          <w:sz w:val="18"/>
+          <w:szCs w:val="18"/>
+        </w:rPr>
+        <w:t xml:space="preserve"> </w:t>
+      </w:r>
+      <w:r>
+        <w:rPr>
+          <w:bCs/>
+          <w:sz w:val="18"/>
+          <w:szCs w:val="18"/>
+        </w:rPr>
+        <w:t>Very Low</w:t>
+      </w:r>
+    </w:p>
+    <w:p>
+      <w:pPr>
+        <w:ind w:left="720"/>
+        <w:rPr>
+          <w:sz w:val="18"/>
+          <w:szCs w:val="18"/>
+        </w:rPr>
+      </w:pPr>
+      <w:r>
+        <w:rPr>
+          <w:sz w:val="18"/>
+          <w:szCs w:val="18"/>
+        </w:rPr>
+        <w:t>*</w:t>
+      </w:r>
+      <w:r>
+        <w:rPr>
+          <w:b/>
+          <w:sz w:val="18"/>
+          <w:szCs w:val="18"/>
+        </w:rPr>
+        <w:t xml:space="preserve"> Storage Location:</w:t>
+      </w:r>
+      <w:r>
+        <w:rPr>
+          <w:b/>
+          <w:sz w:val="18"/>
+          <w:szCs w:val="18"/>
+        </w:rPr>
+        <w:t xml:space="preserve"> </w:t>
+      </w:r>
+      <w:r>
+        <w:rPr>
+          <w:bCs/>
+          <w:sz w:val="18"/>
+          <w:szCs w:val="18"/>
+        </w:rPr>
+        <w:t>Data Path: Content Storage Folder -&gt; ContentStorage Database -&gt; Folders Table -&gt; ID Column: 16, FolderOrFileName Column: Pupa</w:t>
+      </w:r>
+    </w:p>
+    <w:p>
+      <w:pPr>
+        <w:ind w:left="720"/>
+        <w:rPr>
+          <w:bCs/>
+          <w:sz w:val="18"/>
+          <w:szCs w:val="18"/>
+          <w:lang w:val="en-US"/>
+        </w:rPr>
+      </w:pPr>
+      <w:r>
+        <w:rPr>
+          <w:sz w:val="18"/>
+          <w:szCs w:val="18"/>
+        </w:rPr>
+        <w:t>*</w:t>
+      </w:r>
+      <w:r>
+        <w:rPr>
+          <w:b/>
+          <w:sz w:val="18"/>
+          <w:szCs w:val="18"/>
+        </w:rPr>
+        <w:t xml:space="preserve"> Notes:</w:t>
+      </w:r>
+      <w:r>
+        <w:rPr>
+          <w:b/>
+          <w:sz w:val="18"/>
+          <w:szCs w:val="18"/>
+        </w:rPr>
+        <w:t xml:space="preserve"> </w:t>
       </w:r>
     </w:p>
     <w:p>
@@ -3239,7 +3916,7 @@
   <w:style w:type="paragraph" w:default="1" w:styleId="Normal">
     <w:name w:val="Normal"/>
     <w:qFormat/>
-    <w:rsid w:val="00A31C1E"/>
+    <w:rsid w:val="00C85A6E"/>
     <w:pPr>
       <w:spacing w:after="0" w:line="276" w:lineRule="auto"/>
     </w:pPr>
@@ -3802,6 +4479,18 @@
       <w:szCs w:val="24"/>
     </w:rPr>
   </w:style>
+  <w:style w:type="character" w:styleId="FollowedHyperlink">
+    <w:name w:val="FollowedHyperlink"/>
+    <w:basedOn w:val="DefaultParagraphFont"/>
+    <w:uiPriority w:val="99"/>
+    <w:semiHidden/>
+    <w:unhideWhenUsed/>
+    <w:rsid w:val="00C85A6E"/>
+    <w:rPr>
+      <w:color w:val="954F72" w:themeColor="followedHyperlink"/>
+      <w:u w:val="single"/>
+    </w:rPr>
+  </w:style>
 </w:styles>
 </file>
 
